--- a/5-人员管理/流程制度规范类文件/050103-人员培训管理制度.docx
+++ b/5-人员管理/流程制度规范类文件/050103-人员培训管理制度.docx
@@ -211,6 +211,12 @@
             <w:insideH w:val="none" w:color="auto" w:sz="0" w:space="0"/>
             <w:insideV w:val="none" w:color="auto" w:sz="0" w:space="0"/>
           </w:tblBorders>
+          <w:tblCellMar>
+            <w:top w:w="0" w:type="dxa"/>
+            <w:left w:w="108" w:type="dxa"/>
+            <w:bottom w:w="0" w:type="dxa"/>
+            <w:right w:w="108" w:type="dxa"/>
+          </w:tblCellMar>
         </w:tblPrEx>
         <w:trPr>
           <w:trHeight w:val="810" w:hRule="atLeast"/>
@@ -5873,9 +5879,9 @@
           <w:lang w:val="en-US" w:eastAsia="zh-CN"/>
         </w:rPr>
       </w:pPr>
-      <w:bookmarkStart w:id="10" w:name="bookmark4"/>
+      <w:bookmarkStart w:id="10" w:name="bookmark2"/>
       <w:bookmarkEnd w:id="10"/>
-      <w:bookmarkStart w:id="11" w:name="bookmark2"/>
+      <w:bookmarkStart w:id="11" w:name="bookmark4"/>
       <w:bookmarkEnd w:id="11"/>
       <w:bookmarkStart w:id="12" w:name="_Toc21511"/>
       <w:r>
@@ -6490,8 +6496,6 @@
         </w:rPr>
         <w:t>外培机构的专业知识培训</w:t>
       </w:r>
-      <w:bookmarkStart w:id="50" w:name="_GoBack"/>
-      <w:bookmarkEnd w:id="50"/>
     </w:p>
     <w:p>
       <w:pPr>
@@ -6530,16 +6534,7 @@
           <w:sz w:val="24"/>
           <w:szCs w:val="24"/>
         </w:rPr>
-        <w:t>由公司承担费用的各类</w:t>
-      </w:r>
-      <w:r>
-        <w:rPr>
-          <w:rFonts w:ascii="宋体" w:hAnsi="宋体" w:eastAsia="宋体" w:cs="宋体"/>
-          <w:spacing w:val="-2"/>
-          <w:sz w:val="24"/>
-          <w:szCs w:val="24"/>
-        </w:rPr>
-        <w:t>自修及其他特殊岗位的实习</w:t>
+        <w:t>由公司承担费用的各类自修及其他特殊岗位的实习</w:t>
       </w:r>
     </w:p>
     <w:p>
@@ -8120,330 +8115,13 @@
     </w:p>
     <w:p>
       <w:pPr>
-        <w:keepNext w:val="0"/>
-        <w:keepLines w:val="0"/>
-        <w:pageBreakBefore w:val="0"/>
-        <w:widowControl w:val="0"/>
-        <w:wordWrap/>
-        <w:overflowPunct/>
-        <w:topLinePunct/>
-        <w:bidi w:val="0"/>
-        <w:spacing w:before="152" w:line="279" w:lineRule="auto"/>
-        <w:ind w:left="30" w:right="13" w:firstLine="551"/>
-        <w:rPr>
-          <w:rFonts w:ascii="宋体" w:hAnsi="宋体" w:eastAsia="宋体" w:cs="宋体"/>
-          <w:sz w:val="24"/>
-          <w:szCs w:val="24"/>
-        </w:rPr>
-      </w:pPr>
-      <w:r>
-        <w:rPr>
-          <w:rFonts w:ascii="宋体" w:hAnsi="宋体" w:eastAsia="宋体" w:cs="宋体"/>
-          <w:spacing w:val="1"/>
-          <w:sz w:val="24"/>
-          <w:szCs w:val="24"/>
-        </w:rPr>
-        <w:t>1、</w:t>
-      </w:r>
-      <w:r>
-        <w:rPr>
-          <w:rFonts w:hint="eastAsia" w:ascii="宋体" w:hAnsi="宋体" w:eastAsia="宋体" w:cs="宋体"/>
-          <w:spacing w:val="1"/>
-          <w:sz w:val="24"/>
-          <w:szCs w:val="24"/>
-          <w:lang w:eastAsia="zh-CN"/>
-        </w:rPr>
-        <w:t>综合办公室</w:t>
-      </w:r>
-      <w:r>
-        <w:rPr>
-          <w:rFonts w:ascii="宋体" w:hAnsi="宋体" w:eastAsia="宋体" w:cs="宋体"/>
-          <w:spacing w:val="1"/>
-          <w:sz w:val="24"/>
-          <w:szCs w:val="24"/>
-        </w:rPr>
-        <w:t>每年组织管理人员内训不得低于四</w:t>
-      </w:r>
-      <w:r>
-        <w:rPr>
-          <w:rFonts w:ascii="宋体" w:hAnsi="宋体" w:eastAsia="宋体" w:cs="宋体"/>
-          <w:sz w:val="24"/>
-          <w:szCs w:val="24"/>
-        </w:rPr>
-        <w:t>次，外出培训不得低于</w:t>
-      </w:r>
-      <w:r>
-        <w:rPr>
-          <w:rFonts w:ascii="宋体" w:hAnsi="宋体" w:eastAsia="宋体" w:cs="宋体"/>
-          <w:spacing w:val="-36"/>
-          <w:sz w:val="24"/>
-          <w:szCs w:val="24"/>
-        </w:rPr>
-        <w:t xml:space="preserve"> </w:t>
-      </w:r>
-      <w:r>
-        <w:rPr>
-          <w:rFonts w:ascii="宋体" w:hAnsi="宋体" w:eastAsia="宋体" w:cs="宋体"/>
-          <w:sz w:val="24"/>
-          <w:szCs w:val="24"/>
-        </w:rPr>
-        <w:t>20人</w:t>
-      </w:r>
-      <w:r>
-        <w:rPr>
-          <w:rFonts w:ascii="宋体" w:hAnsi="宋体" w:eastAsia="宋体" w:cs="宋体"/>
-          <w:spacing w:val="-8"/>
-          <w:sz w:val="24"/>
-          <w:szCs w:val="24"/>
-        </w:rPr>
-        <w:t>次。</w:t>
-      </w:r>
-    </w:p>
-    <w:p>
-      <w:pPr>
-        <w:keepNext w:val="0"/>
-        <w:keepLines w:val="0"/>
-        <w:pageBreakBefore w:val="0"/>
-        <w:widowControl w:val="0"/>
-        <w:wordWrap/>
-        <w:overflowPunct/>
-        <w:topLinePunct/>
-        <w:bidi w:val="0"/>
-        <w:spacing w:before="156" w:line="219" w:lineRule="auto"/>
-        <w:ind w:left="566"/>
-        <w:rPr>
-          <w:rFonts w:ascii="宋体" w:hAnsi="宋体" w:eastAsia="宋体" w:cs="宋体"/>
-          <w:sz w:val="24"/>
-          <w:szCs w:val="24"/>
-        </w:rPr>
-      </w:pPr>
-      <w:r>
-        <w:rPr>
-          <w:rFonts w:ascii="宋体" w:hAnsi="宋体" w:eastAsia="宋体" w:cs="宋体"/>
-          <w:spacing w:val="-1"/>
-          <w:sz w:val="24"/>
-          <w:szCs w:val="24"/>
-        </w:rPr>
-        <w:t>2、各管理人员对于公司指定的培训不得推诿或拒绝参加。</w:t>
-      </w:r>
-    </w:p>
-    <w:p>
-      <w:pPr>
-        <w:keepNext w:val="0"/>
-        <w:keepLines w:val="0"/>
-        <w:pageBreakBefore w:val="0"/>
-        <w:widowControl w:val="0"/>
-        <w:wordWrap/>
-        <w:overflowPunct/>
-        <w:topLinePunct/>
-        <w:bidi w:val="0"/>
-        <w:spacing w:before="153" w:line="279" w:lineRule="auto"/>
-        <w:ind w:left="26" w:right="13" w:firstLine="541"/>
-        <w:rPr>
-          <w:rFonts w:ascii="宋体" w:hAnsi="宋体" w:eastAsia="宋体" w:cs="宋体"/>
-          <w:sz w:val="24"/>
-          <w:szCs w:val="24"/>
-        </w:rPr>
-      </w:pPr>
-      <w:r>
-        <w:rPr>
-          <w:rFonts w:ascii="宋体" w:hAnsi="宋体" w:eastAsia="宋体" w:cs="宋体"/>
-          <w:spacing w:val="-2"/>
-          <w:sz w:val="24"/>
-          <w:szCs w:val="24"/>
-        </w:rPr>
-        <w:t>3、参加培训人员在培训结束后，应在三日内将培训总结交至</w:t>
-      </w:r>
-      <w:r>
-        <w:rPr>
-          <w:rFonts w:hint="eastAsia" w:ascii="宋体" w:hAnsi="宋体" w:eastAsia="宋体" w:cs="宋体"/>
-          <w:spacing w:val="-2"/>
-          <w:sz w:val="24"/>
-          <w:szCs w:val="24"/>
-          <w:lang w:eastAsia="zh-CN"/>
-        </w:rPr>
-        <w:t>综合办公室</w:t>
-      </w:r>
-      <w:r>
-        <w:rPr>
-          <w:rFonts w:ascii="宋体" w:hAnsi="宋体" w:eastAsia="宋体" w:cs="宋体"/>
-          <w:spacing w:val="-2"/>
-          <w:sz w:val="24"/>
-          <w:szCs w:val="24"/>
-        </w:rPr>
-        <w:t>，对于</w:t>
-      </w:r>
-      <w:r>
-        <w:rPr>
-          <w:rFonts w:ascii="宋体" w:hAnsi="宋体" w:eastAsia="宋体" w:cs="宋体"/>
-          <w:spacing w:val="-1"/>
-          <w:sz w:val="24"/>
-          <w:szCs w:val="24"/>
-        </w:rPr>
-        <w:t>综合性培训课程，由</w:t>
-      </w:r>
-      <w:r>
-        <w:rPr>
-          <w:rFonts w:hint="eastAsia" w:ascii="宋体" w:hAnsi="宋体" w:eastAsia="宋体" w:cs="宋体"/>
-          <w:spacing w:val="-1"/>
-          <w:sz w:val="24"/>
-          <w:szCs w:val="24"/>
-          <w:lang w:eastAsia="zh-CN"/>
-        </w:rPr>
-        <w:t>综合办公室</w:t>
-      </w:r>
-      <w:r>
-        <w:rPr>
-          <w:rFonts w:ascii="宋体" w:hAnsi="宋体" w:eastAsia="宋体" w:cs="宋体"/>
-          <w:spacing w:val="-1"/>
-          <w:sz w:val="24"/>
-          <w:szCs w:val="24"/>
-        </w:rPr>
-        <w:t>安排培训人员在相应范围内进行授课。</w:t>
-      </w:r>
-    </w:p>
-    <w:p>
-      <w:pPr>
-        <w:pStyle w:val="31"/>
-        <w:keepNext w:val="0"/>
-        <w:keepLines w:val="0"/>
-        <w:pageBreakBefore w:val="0"/>
-        <w:widowControl w:val="0"/>
-        <w:wordWrap/>
-        <w:overflowPunct/>
-        <w:topLinePunct/>
-        <w:bidi w:val="0"/>
-      </w:pPr>
-      <w:bookmarkStart w:id="32" w:name="_Toc7874"/>
-      <w:r>
-        <w:t>外派培训</w:t>
-      </w:r>
-      <w:bookmarkEnd w:id="32"/>
-    </w:p>
-    <w:p>
-      <w:pPr>
-        <w:pStyle w:val="32"/>
-        <w:keepNext w:val="0"/>
-        <w:keepLines w:val="0"/>
-        <w:pageBreakBefore w:val="0"/>
-        <w:widowControl w:val="0"/>
-        <w:wordWrap/>
-        <w:overflowPunct/>
-        <w:topLinePunct/>
-        <w:bidi w:val="0"/>
-      </w:pPr>
-      <w:bookmarkStart w:id="33" w:name="_Toc8268"/>
-      <w:r>
-        <w:rPr>
-          <w:rFonts w:hint="eastAsia"/>
-          <w:lang w:val="en-US" w:eastAsia="zh-CN"/>
-        </w:rPr>
-        <w:t>培训内容</w:t>
-      </w:r>
-      <w:bookmarkEnd w:id="33"/>
-    </w:p>
-    <w:p>
-      <w:pPr>
-        <w:pStyle w:val="30"/>
-        <w:keepNext w:val="0"/>
-        <w:keepLines w:val="0"/>
-        <w:pageBreakBefore w:val="0"/>
-        <w:widowControl w:val="0"/>
-        <w:wordWrap/>
-        <w:overflowPunct/>
-        <w:topLinePunct/>
-        <w:bidi w:val="0"/>
-        <w:rPr>
-          <w:rFonts w:hint="default"/>
-          <w:lang w:val="en-US" w:eastAsia="zh-CN"/>
-        </w:rPr>
-      </w:pPr>
-      <w:r>
-        <w:rPr>
-          <w:rFonts w:hint="eastAsia"/>
-          <w:lang w:val="en-US" w:eastAsia="zh-CN"/>
-        </w:rPr>
-        <w:t>各部门经理主要学习部门管理方面内容，基层员工主要学习操作类专业技能。</w:t>
-      </w:r>
-    </w:p>
-    <w:p>
-      <w:pPr>
-        <w:pStyle w:val="32"/>
-        <w:keepNext w:val="0"/>
-        <w:keepLines w:val="0"/>
-        <w:pageBreakBefore w:val="0"/>
-        <w:widowControl w:val="0"/>
-        <w:wordWrap/>
-        <w:overflowPunct/>
-        <w:topLinePunct/>
-        <w:bidi w:val="0"/>
-      </w:pPr>
-      <w:bookmarkStart w:id="34" w:name="_Toc4096"/>
-      <w:r>
-        <w:rPr>
-          <w:rFonts w:hint="eastAsia"/>
-          <w:lang w:val="en-US" w:eastAsia="zh-CN"/>
-        </w:rPr>
-        <w:t>培训形式</w:t>
-      </w:r>
-      <w:bookmarkEnd w:id="34"/>
-    </w:p>
-    <w:p>
-      <w:pPr>
-        <w:pStyle w:val="30"/>
-        <w:keepNext w:val="0"/>
-        <w:keepLines w:val="0"/>
-        <w:pageBreakBefore w:val="0"/>
-        <w:widowControl w:val="0"/>
-        <w:wordWrap/>
-        <w:overflowPunct/>
-        <w:topLinePunct/>
-        <w:bidi w:val="0"/>
-        <w:rPr>
-          <w:rFonts w:hint="default"/>
-          <w:lang w:val="en-US" w:eastAsia="zh-CN"/>
-        </w:rPr>
-      </w:pPr>
-      <w:r>
-        <w:rPr>
-          <w:rFonts w:hint="eastAsia"/>
-          <w:lang w:val="en-US" w:eastAsia="zh-CN"/>
-        </w:rPr>
-        <w:t>外部参观学习。</w:t>
-      </w:r>
-    </w:p>
-    <w:p>
-      <w:pPr>
-        <w:pStyle w:val="32"/>
-        <w:keepNext w:val="0"/>
-        <w:keepLines w:val="0"/>
-        <w:pageBreakBefore w:val="0"/>
-        <w:widowControl w:val="0"/>
-        <w:wordWrap/>
-        <w:overflowPunct/>
-        <w:topLinePunct/>
-        <w:bidi w:val="0"/>
-      </w:pPr>
-      <w:bookmarkStart w:id="35" w:name="_Toc28637"/>
-      <w:r>
-        <w:t>培训实施</w:t>
-      </w:r>
-      <w:bookmarkEnd w:id="35"/>
-    </w:p>
-    <w:p>
-      <w:pPr>
         <w:pStyle w:val="45"/>
-        <w:keepNext w:val="0"/>
-        <w:keepLines w:val="0"/>
-        <w:pageBreakBefore w:val="0"/>
-        <w:widowControl w:val="0"/>
         <w:numPr>
           <w:ilvl w:val="0"/>
           <w:numId w:val="13"/>
         </w:numPr>
-        <w:wordWrap/>
-        <w:overflowPunct/>
-        <w:bidi w:val="0"/>
+        <w:bidi w:val="0"/>
+        <w:ind w:left="425" w:leftChars="0" w:hanging="425" w:firstLineChars="0"/>
       </w:pPr>
       <w:r>
         <w:rPr>
@@ -8453,45 +8131,35 @@
         <w:t>综合办公室</w:t>
       </w:r>
       <w:r>
-        <w:t>根据公司发展的规划及各部门的业务之需要，选择合适的培训机构派员工外出参加培训。</w:t>
+        <w:t>每年组织管理人员内训不得低于四次，外出培训不得低于 20人次。</w:t>
       </w:r>
     </w:p>
     <w:p>
       <w:pPr>
         <w:pStyle w:val="45"/>
-        <w:keepNext w:val="0"/>
-        <w:keepLines w:val="0"/>
-        <w:pageBreakBefore w:val="0"/>
-        <w:widowControl w:val="0"/>
         <w:numPr>
           <w:ilvl w:val="0"/>
           <w:numId w:val="13"/>
         </w:numPr>
-        <w:wordWrap/>
-        <w:overflowPunct/>
-        <w:bidi w:val="0"/>
-      </w:pPr>
-      <w:r>
-        <w:t>培训费用：指参加外派培训由公司支付的所有费用，如派送至外地的含食宿、交通等费用。</w:t>
+        <w:bidi w:val="0"/>
+        <w:ind w:left="425" w:leftChars="0" w:hanging="425" w:firstLineChars="0"/>
+      </w:pPr>
+      <w:r>
+        <w:t>各管理人员对于公司指定的培训不得推诿或拒绝参加。</w:t>
       </w:r>
     </w:p>
     <w:p>
       <w:pPr>
         <w:pStyle w:val="45"/>
-        <w:keepNext w:val="0"/>
-        <w:keepLines w:val="0"/>
-        <w:pageBreakBefore w:val="0"/>
-        <w:widowControl w:val="0"/>
         <w:numPr>
           <w:ilvl w:val="0"/>
           <w:numId w:val="13"/>
         </w:numPr>
-        <w:wordWrap/>
-        <w:overflowPunct/>
-        <w:bidi w:val="0"/>
-      </w:pPr>
-      <w:r>
-        <w:t>参加外派培训的员工必须与公司签订相应的培训协议书，经</w:t>
+        <w:bidi w:val="0"/>
+        <w:ind w:left="425" w:leftChars="0" w:hanging="425" w:firstLineChars="0"/>
+      </w:pPr>
+      <w:r>
+        <w:t>参加培训人员在培训结束后，应在三日内将培训总结交至</w:t>
       </w:r>
       <w:r>
         <w:rPr>
@@ -8501,30 +8169,159 @@
         <w:t>综合办公室</w:t>
       </w:r>
       <w:r>
-        <w:t>备案后，方能在财务部借出资金，执行相关的培训。</w:t>
-      </w:r>
+        <w:t>，对于综合性培训课程，由</w:t>
+      </w:r>
+      <w:r>
+        <w:rPr>
+          <w:rFonts w:hint="eastAsia"/>
+          <w:lang w:eastAsia="zh-CN"/>
+        </w:rPr>
+        <w:t>综</w:t>
+      </w:r>
+      <w:bookmarkStart w:id="50" w:name="_GoBack"/>
+      <w:bookmarkEnd w:id="50"/>
+      <w:r>
+        <w:rPr>
+          <w:rFonts w:hint="eastAsia"/>
+          <w:lang w:eastAsia="zh-CN"/>
+        </w:rPr>
+        <w:t>合办公室</w:t>
+      </w:r>
+      <w:r>
+        <w:t>安排培训人员在相应范围内进行授课。</w:t>
+      </w:r>
+    </w:p>
+    <w:p>
+      <w:pPr>
+        <w:pStyle w:val="31"/>
+        <w:keepNext w:val="0"/>
+        <w:keepLines w:val="0"/>
+        <w:pageBreakBefore w:val="0"/>
+        <w:widowControl w:val="0"/>
+        <w:wordWrap/>
+        <w:overflowPunct/>
+        <w:topLinePunct/>
+        <w:bidi w:val="0"/>
+      </w:pPr>
+      <w:bookmarkStart w:id="32" w:name="_Toc7874"/>
+      <w:r>
+        <w:t>外派培训</w:t>
+      </w:r>
+      <w:bookmarkEnd w:id="32"/>
+    </w:p>
+    <w:p>
+      <w:pPr>
+        <w:pStyle w:val="32"/>
+        <w:keepNext w:val="0"/>
+        <w:keepLines w:val="0"/>
+        <w:pageBreakBefore w:val="0"/>
+        <w:widowControl w:val="0"/>
+        <w:wordWrap/>
+        <w:overflowPunct/>
+        <w:topLinePunct/>
+        <w:bidi w:val="0"/>
+      </w:pPr>
+      <w:bookmarkStart w:id="33" w:name="_Toc8268"/>
+      <w:r>
+        <w:rPr>
+          <w:rFonts w:hint="eastAsia"/>
+          <w:lang w:val="en-US" w:eastAsia="zh-CN"/>
+        </w:rPr>
+        <w:t>培训内容</w:t>
+      </w:r>
+      <w:bookmarkEnd w:id="33"/>
+    </w:p>
+    <w:p>
+      <w:pPr>
+        <w:pStyle w:val="30"/>
+        <w:keepNext w:val="0"/>
+        <w:keepLines w:val="0"/>
+        <w:pageBreakBefore w:val="0"/>
+        <w:widowControl w:val="0"/>
+        <w:wordWrap/>
+        <w:overflowPunct/>
+        <w:topLinePunct/>
+        <w:bidi w:val="0"/>
+        <w:rPr>
+          <w:rFonts w:hint="default"/>
+          <w:lang w:val="en-US" w:eastAsia="zh-CN"/>
+        </w:rPr>
+      </w:pPr>
+      <w:r>
+        <w:rPr>
+          <w:rFonts w:hint="eastAsia"/>
+          <w:lang w:val="en-US" w:eastAsia="zh-CN"/>
+        </w:rPr>
+        <w:t>各部门经理主要学习部门管理方面内容，基层员工主要学习操作类专业技能。</w:t>
+      </w:r>
+    </w:p>
+    <w:p>
+      <w:pPr>
+        <w:pStyle w:val="32"/>
+        <w:keepNext w:val="0"/>
+        <w:keepLines w:val="0"/>
+        <w:pageBreakBefore w:val="0"/>
+        <w:widowControl w:val="0"/>
+        <w:wordWrap/>
+        <w:overflowPunct/>
+        <w:topLinePunct/>
+        <w:bidi w:val="0"/>
+      </w:pPr>
+      <w:bookmarkStart w:id="34" w:name="_Toc4096"/>
+      <w:r>
+        <w:rPr>
+          <w:rFonts w:hint="eastAsia"/>
+          <w:lang w:val="en-US" w:eastAsia="zh-CN"/>
+        </w:rPr>
+        <w:t>培训形式</w:t>
+      </w:r>
+      <w:bookmarkEnd w:id="34"/>
+    </w:p>
+    <w:p>
+      <w:pPr>
+        <w:pStyle w:val="30"/>
+        <w:keepNext w:val="0"/>
+        <w:keepLines w:val="0"/>
+        <w:pageBreakBefore w:val="0"/>
+        <w:widowControl w:val="0"/>
+        <w:wordWrap/>
+        <w:overflowPunct/>
+        <w:topLinePunct/>
+        <w:bidi w:val="0"/>
+        <w:rPr>
+          <w:rFonts w:hint="default"/>
+          <w:lang w:val="en-US" w:eastAsia="zh-CN"/>
+        </w:rPr>
+      </w:pPr>
+      <w:r>
+        <w:rPr>
+          <w:rFonts w:hint="eastAsia"/>
+          <w:lang w:val="en-US" w:eastAsia="zh-CN"/>
+        </w:rPr>
+        <w:t>外部参观学习。</w:t>
+      </w:r>
+    </w:p>
+    <w:p>
+      <w:pPr>
+        <w:pStyle w:val="32"/>
+        <w:keepNext w:val="0"/>
+        <w:keepLines w:val="0"/>
+        <w:pageBreakBefore w:val="0"/>
+        <w:widowControl w:val="0"/>
+        <w:wordWrap/>
+        <w:overflowPunct/>
+        <w:topLinePunct/>
+        <w:bidi w:val="0"/>
+      </w:pPr>
+      <w:bookmarkStart w:id="35" w:name="_Toc28637"/>
+      <w:r>
+        <w:t>培训实施</w:t>
+      </w:r>
+      <w:bookmarkEnd w:id="35"/>
     </w:p>
     <w:p>
       <w:pPr>
         <w:pStyle w:val="45"/>
-        <w:keepNext w:val="0"/>
-        <w:keepLines w:val="0"/>
-        <w:pageBreakBefore w:val="0"/>
-        <w:widowControl w:val="0"/>
-        <w:numPr>
-          <w:ilvl w:val="0"/>
-          <w:numId w:val="13"/>
-        </w:numPr>
-        <w:wordWrap/>
-        <w:overflowPunct/>
-        <w:bidi w:val="0"/>
-      </w:pPr>
-      <w:r>
-        <w:t>对有考试任务（公司要求必须通过考试）的外派培训，受训员工必须在培训结束的第一时间参加考试。若该考试涉及到额外的考试费用，则费用处理方式如下：</w:t>
-      </w:r>
-    </w:p>
-    <w:p>
-      <w:pPr>
         <w:keepNext w:val="0"/>
         <w:keepLines w:val="0"/>
         <w:pageBreakBefore w:val="0"/>
@@ -8532,6 +8329,98 @@
         <w:numPr>
           <w:ilvl w:val="0"/>
           <w:numId w:val="14"/>
+        </w:numPr>
+        <w:wordWrap/>
+        <w:overflowPunct/>
+        <w:bidi w:val="0"/>
+      </w:pPr>
+      <w:r>
+        <w:rPr>
+          <w:rFonts w:hint="eastAsia"/>
+          <w:lang w:eastAsia="zh-CN"/>
+        </w:rPr>
+        <w:t>综合办公室</w:t>
+      </w:r>
+      <w:r>
+        <w:t>根据公司发展的规划及各部门的业务之需要，选择合适的培训机构派员工外出参加培训。</w:t>
+      </w:r>
+    </w:p>
+    <w:p>
+      <w:pPr>
+        <w:pStyle w:val="45"/>
+        <w:keepNext w:val="0"/>
+        <w:keepLines w:val="0"/>
+        <w:pageBreakBefore w:val="0"/>
+        <w:widowControl w:val="0"/>
+        <w:numPr>
+          <w:ilvl w:val="0"/>
+          <w:numId w:val="14"/>
+        </w:numPr>
+        <w:wordWrap/>
+        <w:overflowPunct/>
+        <w:bidi w:val="0"/>
+      </w:pPr>
+      <w:r>
+        <w:t>培训费用：指参加外派培训由公司支付的所有费用，如派送至外地的含食宿、交通等费用。</w:t>
+      </w:r>
+    </w:p>
+    <w:p>
+      <w:pPr>
+        <w:pStyle w:val="45"/>
+        <w:keepNext w:val="0"/>
+        <w:keepLines w:val="0"/>
+        <w:pageBreakBefore w:val="0"/>
+        <w:widowControl w:val="0"/>
+        <w:numPr>
+          <w:ilvl w:val="0"/>
+          <w:numId w:val="14"/>
+        </w:numPr>
+        <w:wordWrap/>
+        <w:overflowPunct/>
+        <w:bidi w:val="0"/>
+      </w:pPr>
+      <w:r>
+        <w:t>参加外派培训的员工必须与公司签订相应的培训协议书，经</w:t>
+      </w:r>
+      <w:r>
+        <w:rPr>
+          <w:rFonts w:hint="eastAsia"/>
+          <w:lang w:eastAsia="zh-CN"/>
+        </w:rPr>
+        <w:t>综合办公室</w:t>
+      </w:r>
+      <w:r>
+        <w:t>备案后，方能在财务部借出资金，执行相关的培训。</w:t>
+      </w:r>
+    </w:p>
+    <w:p>
+      <w:pPr>
+        <w:pStyle w:val="45"/>
+        <w:keepNext w:val="0"/>
+        <w:keepLines w:val="0"/>
+        <w:pageBreakBefore w:val="0"/>
+        <w:widowControl w:val="0"/>
+        <w:numPr>
+          <w:ilvl w:val="0"/>
+          <w:numId w:val="14"/>
+        </w:numPr>
+        <w:wordWrap/>
+        <w:overflowPunct/>
+        <w:bidi w:val="0"/>
+      </w:pPr>
+      <w:r>
+        <w:t>对有考试任务（公司要求必须通过考试）的外派培训，受训员工必须在培训结束的第一时间参加考试。若该考试涉及到额外的考试费用，则费用处理方式如下：</w:t>
+      </w:r>
+    </w:p>
+    <w:p>
+      <w:pPr>
+        <w:keepNext w:val="0"/>
+        <w:keepLines w:val="0"/>
+        <w:pageBreakBefore w:val="0"/>
+        <w:widowControl w:val="0"/>
+        <w:numPr>
+          <w:ilvl w:val="0"/>
+          <w:numId w:val="15"/>
         </w:numPr>
         <w:kinsoku w:val="0"/>
         <w:wordWrap/>
@@ -8569,7 +8458,7 @@
         <w:widowControl w:val="0"/>
         <w:numPr>
           <w:ilvl w:val="0"/>
-          <w:numId w:val="14"/>
+          <w:numId w:val="15"/>
         </w:numPr>
         <w:kinsoku w:val="0"/>
         <w:wordWrap/>
@@ -8625,7 +8514,7 @@
         <w:widowControl w:val="0"/>
         <w:numPr>
           <w:ilvl w:val="0"/>
-          <w:numId w:val="14"/>
+          <w:numId w:val="15"/>
         </w:numPr>
         <w:kinsoku w:val="0"/>
         <w:wordWrap/>
@@ -8682,7 +8571,7 @@
         <w:widowControl w:val="0"/>
         <w:numPr>
           <w:ilvl w:val="0"/>
-          <w:numId w:val="13"/>
+          <w:numId w:val="14"/>
         </w:numPr>
         <w:wordWrap/>
         <w:overflowPunct/>
@@ -8701,7 +8590,7 @@
         <w:widowControl w:val="0"/>
         <w:numPr>
           <w:ilvl w:val="0"/>
-          <w:numId w:val="13"/>
+          <w:numId w:val="14"/>
         </w:numPr>
         <w:wordWrap/>
         <w:overflowPunct/>
@@ -8730,7 +8619,7 @@
         <w:widowControl w:val="0"/>
         <w:numPr>
           <w:ilvl w:val="0"/>
-          <w:numId w:val="13"/>
+          <w:numId w:val="14"/>
         </w:numPr>
         <w:wordWrap/>
         <w:overflowPunct/>
@@ -8749,7 +8638,7 @@
         <w:widowControl w:val="0"/>
         <w:numPr>
           <w:ilvl w:val="0"/>
-          <w:numId w:val="13"/>
+          <w:numId w:val="14"/>
         </w:numPr>
         <w:wordWrap/>
         <w:overflowPunct/>
@@ -8757,105 +8646,6 @@
       </w:pPr>
       <w:r>
         <w:t>关于外派培训协议期限：凡公司出资的外派培训，按培训费用的额度定协议期限。</w:t>
-      </w:r>
-    </w:p>
-    <w:p>
-      <w:pPr>
-        <w:pStyle w:val="45"/>
-        <w:keepNext w:val="0"/>
-        <w:keepLines w:val="0"/>
-        <w:pageBreakBefore w:val="0"/>
-        <w:widowControl w:val="0"/>
-        <w:numPr>
-          <w:ilvl w:val="0"/>
-          <w:numId w:val="15"/>
-        </w:numPr>
-        <w:wordWrap/>
-        <w:overflowPunct/>
-        <w:bidi w:val="0"/>
-        <w:ind w:left="845" w:leftChars="0" w:hanging="425" w:firstLineChars="0"/>
-      </w:pPr>
-      <w:r>
-        <w:t>费用总计在1000元（含 500元）以内的，协议期为一年；</w:t>
-      </w:r>
-    </w:p>
-    <w:p>
-      <w:pPr>
-        <w:pStyle w:val="45"/>
-        <w:keepNext w:val="0"/>
-        <w:keepLines w:val="0"/>
-        <w:pageBreakBefore w:val="0"/>
-        <w:widowControl w:val="0"/>
-        <w:numPr>
-          <w:ilvl w:val="0"/>
-          <w:numId w:val="15"/>
-        </w:numPr>
-        <w:wordWrap/>
-        <w:overflowPunct/>
-        <w:bidi w:val="0"/>
-        <w:ind w:left="845" w:leftChars="0" w:hanging="425" w:firstLineChars="0"/>
-      </w:pPr>
-      <w:r>
-        <w:t>费用总计1000-2000元（含1500元）以内的，协议期为两年；</w:t>
-      </w:r>
-    </w:p>
-    <w:p>
-      <w:pPr>
-        <w:pStyle w:val="45"/>
-        <w:keepNext w:val="0"/>
-        <w:keepLines w:val="0"/>
-        <w:pageBreakBefore w:val="0"/>
-        <w:widowControl w:val="0"/>
-        <w:numPr>
-          <w:ilvl w:val="0"/>
-          <w:numId w:val="15"/>
-        </w:numPr>
-        <w:wordWrap/>
-        <w:overflowPunct/>
-        <w:bidi w:val="0"/>
-        <w:ind w:left="845" w:leftChars="0" w:hanging="425" w:firstLineChars="0"/>
-      </w:pPr>
-      <w:r>
-        <w:t>费用总计在 3000元以上的，协议期为三年。</w:t>
-      </w:r>
-    </w:p>
-    <w:p>
-      <w:pPr>
-        <w:pStyle w:val="45"/>
-        <w:keepNext w:val="0"/>
-        <w:keepLines w:val="0"/>
-        <w:pageBreakBefore w:val="0"/>
-        <w:widowControl w:val="0"/>
-        <w:numPr>
-          <w:ilvl w:val="0"/>
-          <w:numId w:val="15"/>
-        </w:numPr>
-        <w:wordWrap/>
-        <w:overflowPunct/>
-        <w:bidi w:val="0"/>
-        <w:ind w:left="845" w:leftChars="0" w:hanging="425" w:firstLineChars="0"/>
-      </w:pPr>
-      <w:r>
-        <w:t>费用总计在 5000元-6000元的，协议期为4年，6000元以上，每增加1000 元协议期增加一年。</w:t>
-      </w:r>
-    </w:p>
-    <w:p>
-      <w:pPr>
-        <w:pStyle w:val="45"/>
-        <w:keepNext w:val="0"/>
-        <w:keepLines w:val="0"/>
-        <w:pageBreakBefore w:val="0"/>
-        <w:widowControl w:val="0"/>
-        <w:numPr>
-          <w:ilvl w:val="0"/>
-          <w:numId w:val="13"/>
-        </w:numPr>
-        <w:wordWrap/>
-        <w:overflowPunct/>
-        <w:bidi w:val="0"/>
-      </w:pPr>
-      <w:r>
-        <w:t>违约赔偿：</w:t>
       </w:r>
     </w:p>
     <w:p>
@@ -8868,6 +8658,105 @@
         <w:numPr>
           <w:ilvl w:val="0"/>
           <w:numId w:val="16"/>
+        </w:numPr>
+        <w:wordWrap/>
+        <w:overflowPunct/>
+        <w:bidi w:val="0"/>
+        <w:ind w:left="845" w:leftChars="0" w:hanging="425" w:firstLineChars="0"/>
+      </w:pPr>
+      <w:r>
+        <w:t>费用总计在1000元（含 500元）以内的，协议期为一年；</w:t>
+      </w:r>
+    </w:p>
+    <w:p>
+      <w:pPr>
+        <w:pStyle w:val="45"/>
+        <w:keepNext w:val="0"/>
+        <w:keepLines w:val="0"/>
+        <w:pageBreakBefore w:val="0"/>
+        <w:widowControl w:val="0"/>
+        <w:numPr>
+          <w:ilvl w:val="0"/>
+          <w:numId w:val="16"/>
+        </w:numPr>
+        <w:wordWrap/>
+        <w:overflowPunct/>
+        <w:bidi w:val="0"/>
+        <w:ind w:left="845" w:leftChars="0" w:hanging="425" w:firstLineChars="0"/>
+      </w:pPr>
+      <w:r>
+        <w:t>费用总计1000-2000元（含1500元）以内的，协议期为两年；</w:t>
+      </w:r>
+    </w:p>
+    <w:p>
+      <w:pPr>
+        <w:pStyle w:val="45"/>
+        <w:keepNext w:val="0"/>
+        <w:keepLines w:val="0"/>
+        <w:pageBreakBefore w:val="0"/>
+        <w:widowControl w:val="0"/>
+        <w:numPr>
+          <w:ilvl w:val="0"/>
+          <w:numId w:val="16"/>
+        </w:numPr>
+        <w:wordWrap/>
+        <w:overflowPunct/>
+        <w:bidi w:val="0"/>
+        <w:ind w:left="845" w:leftChars="0" w:hanging="425" w:firstLineChars="0"/>
+      </w:pPr>
+      <w:r>
+        <w:t>费用总计在 3000元以上的，协议期为三年。</w:t>
+      </w:r>
+    </w:p>
+    <w:p>
+      <w:pPr>
+        <w:pStyle w:val="45"/>
+        <w:keepNext w:val="0"/>
+        <w:keepLines w:val="0"/>
+        <w:pageBreakBefore w:val="0"/>
+        <w:widowControl w:val="0"/>
+        <w:numPr>
+          <w:ilvl w:val="0"/>
+          <w:numId w:val="16"/>
+        </w:numPr>
+        <w:wordWrap/>
+        <w:overflowPunct/>
+        <w:bidi w:val="0"/>
+        <w:ind w:left="845" w:leftChars="0" w:hanging="425" w:firstLineChars="0"/>
+      </w:pPr>
+      <w:r>
+        <w:t>费用总计在 5000元-6000元的，协议期为4年，6000元以上，每增加1000 元协议期增加一年。</w:t>
+      </w:r>
+    </w:p>
+    <w:p>
+      <w:pPr>
+        <w:pStyle w:val="45"/>
+        <w:keepNext w:val="0"/>
+        <w:keepLines w:val="0"/>
+        <w:pageBreakBefore w:val="0"/>
+        <w:widowControl w:val="0"/>
+        <w:numPr>
+          <w:ilvl w:val="0"/>
+          <w:numId w:val="14"/>
+        </w:numPr>
+        <w:wordWrap/>
+        <w:overflowPunct/>
+        <w:bidi w:val="0"/>
+      </w:pPr>
+      <w:r>
+        <w:t>违约赔偿：</w:t>
+      </w:r>
+    </w:p>
+    <w:p>
+      <w:pPr>
+        <w:pStyle w:val="45"/>
+        <w:keepNext w:val="0"/>
+        <w:keepLines w:val="0"/>
+        <w:pageBreakBefore w:val="0"/>
+        <w:widowControl w:val="0"/>
+        <w:numPr>
+          <w:ilvl w:val="0"/>
+          <w:numId w:val="17"/>
         </w:numPr>
         <w:wordWrap/>
         <w:overflowPunct/>
@@ -9052,7 +8941,7 @@
         <w:widowControl w:val="0"/>
         <w:numPr>
           <w:ilvl w:val="0"/>
-          <w:numId w:val="16"/>
+          <w:numId w:val="17"/>
         </w:numPr>
         <w:wordWrap/>
         <w:overflowPunct/>
@@ -9071,7 +8960,7 @@
         <w:widowControl w:val="0"/>
         <w:numPr>
           <w:ilvl w:val="0"/>
-          <w:numId w:val="13"/>
+          <w:numId w:val="14"/>
         </w:numPr>
         <w:kinsoku w:val="0"/>
         <w:wordWrap/>
@@ -9301,7 +9190,7 @@
         <w:widowControl w:val="0"/>
         <w:numPr>
           <w:ilvl w:val="0"/>
-          <w:numId w:val="17"/>
+          <w:numId w:val="18"/>
         </w:numPr>
         <w:kinsoku w:val="0"/>
         <w:wordWrap/>
@@ -9356,7 +9245,7 @@
         <w:widowControl w:val="0"/>
         <w:numPr>
           <w:ilvl w:val="0"/>
-          <w:numId w:val="17"/>
+          <w:numId w:val="18"/>
         </w:numPr>
         <w:kinsoku w:val="0"/>
         <w:wordWrap/>
@@ -9419,7 +9308,7 @@
         <w:widowControl w:val="0"/>
         <w:numPr>
           <w:ilvl w:val="0"/>
-          <w:numId w:val="17"/>
+          <w:numId w:val="18"/>
         </w:numPr>
         <w:kinsoku w:val="0"/>
         <w:wordWrap/>
@@ -9465,7 +9354,7 @@
         <w:widowControl w:val="0"/>
         <w:numPr>
           <w:ilvl w:val="0"/>
-          <w:numId w:val="17"/>
+          <w:numId w:val="18"/>
         </w:numPr>
         <w:kinsoku w:val="0"/>
         <w:wordWrap/>
@@ -9502,7 +9391,7 @@
         <w:widowControl w:val="0"/>
         <w:numPr>
           <w:ilvl w:val="0"/>
-          <w:numId w:val="17"/>
+          <w:numId w:val="18"/>
         </w:numPr>
         <w:kinsoku w:val="0"/>
         <w:wordWrap/>
@@ -9556,7 +9445,7 @@
         <w:widowControl w:val="0"/>
         <w:numPr>
           <w:ilvl w:val="0"/>
-          <w:numId w:val="17"/>
+          <w:numId w:val="18"/>
         </w:numPr>
         <w:kinsoku w:val="0"/>
         <w:wordWrap/>
@@ -9610,7 +9499,7 @@
         <w:widowControl w:val="0"/>
         <w:numPr>
           <w:ilvl w:val="0"/>
-          <w:numId w:val="17"/>
+          <w:numId w:val="18"/>
         </w:numPr>
         <w:kinsoku w:val="0"/>
         <w:wordWrap/>
@@ -9699,7 +9588,7 @@
         <w:widowControl w:val="0"/>
         <w:numPr>
           <w:ilvl w:val="0"/>
-          <w:numId w:val="18"/>
+          <w:numId w:val="19"/>
         </w:numPr>
         <w:wordWrap/>
         <w:overflowPunct/>
@@ -9788,7 +9677,7 @@
         <w:widowControl w:val="0"/>
         <w:numPr>
           <w:ilvl w:val="0"/>
-          <w:numId w:val="18"/>
+          <w:numId w:val="19"/>
         </w:numPr>
         <w:wordWrap/>
         <w:overflowPunct/>
@@ -9839,83 +9728,6 @@
         </w:rPr>
         <w:t>，参训人员按要求在考勤表上签到。</w:t>
       </w:r>
-    </w:p>
-    <w:p>
-      <w:pPr>
-        <w:keepNext w:val="0"/>
-        <w:keepLines w:val="0"/>
-        <w:pageBreakBefore w:val="0"/>
-        <w:widowControl w:val="0"/>
-        <w:numPr>
-          <w:ilvl w:val="0"/>
-          <w:numId w:val="18"/>
-        </w:numPr>
-        <w:wordWrap/>
-        <w:overflowPunct/>
-        <w:topLinePunct/>
-        <w:bidi w:val="0"/>
-        <w:spacing w:before="3" w:line="359" w:lineRule="auto"/>
-        <w:ind w:left="425" w:leftChars="0" w:right="393" w:hanging="425" w:firstLineChars="0"/>
-        <w:rPr>
-          <w:rFonts w:ascii="宋体" w:hAnsi="宋体" w:eastAsia="宋体" w:cs="宋体"/>
-          <w:sz w:val="24"/>
-          <w:szCs w:val="24"/>
-        </w:rPr>
-      </w:pPr>
-      <w:r>
-        <w:rPr>
-          <w:rFonts w:ascii="宋体" w:hAnsi="宋体" w:eastAsia="宋体" w:cs="宋体"/>
-          <w:spacing w:val="-3"/>
-          <w:sz w:val="24"/>
-          <w:szCs w:val="24"/>
-        </w:rPr>
-        <w:t>对各部门组织的培训项目，由部门负责考勤，培训结束后将培训</w:t>
-      </w:r>
-      <w:r>
-        <w:rPr>
-          <w:rFonts w:ascii="宋体" w:hAnsi="宋体" w:eastAsia="宋体" w:cs="宋体"/>
-          <w:spacing w:val="-4"/>
-          <w:sz w:val="24"/>
-          <w:szCs w:val="24"/>
-        </w:rPr>
-        <w:t>出勤情况向</w:t>
-      </w:r>
-      <w:r>
-        <w:rPr>
-          <w:rFonts w:hint="eastAsia" w:ascii="宋体" w:hAnsi="宋体" w:eastAsia="宋体" w:cs="宋体"/>
-          <w:spacing w:val="-3"/>
-          <w:sz w:val="24"/>
-          <w:szCs w:val="24"/>
-          <w:lang w:eastAsia="zh-CN"/>
-        </w:rPr>
-        <w:t>综合办公室</w:t>
-      </w:r>
-      <w:r>
-        <w:rPr>
-          <w:rFonts w:ascii="宋体" w:hAnsi="宋体" w:eastAsia="宋体" w:cs="宋体"/>
-          <w:spacing w:val="-3"/>
-          <w:sz w:val="24"/>
-          <w:szCs w:val="24"/>
-        </w:rPr>
-        <w:t>通报。</w:t>
-      </w:r>
-    </w:p>
-    <w:p>
-      <w:pPr>
-        <w:pStyle w:val="32"/>
-        <w:keepNext w:val="0"/>
-        <w:keepLines w:val="0"/>
-        <w:pageBreakBefore w:val="0"/>
-        <w:widowControl w:val="0"/>
-        <w:wordWrap/>
-        <w:overflowPunct/>
-        <w:bidi w:val="0"/>
-      </w:pPr>
-      <w:bookmarkStart w:id="43" w:name="_Toc6448"/>
-      <w:r>
-        <w:t>考核要求</w:t>
-      </w:r>
-      <w:bookmarkEnd w:id="43"/>
     </w:p>
     <w:p>
       <w:pPr>
@@ -9926,6 +9738,83 @@
         <w:numPr>
           <w:ilvl w:val="0"/>
           <w:numId w:val="19"/>
+        </w:numPr>
+        <w:wordWrap/>
+        <w:overflowPunct/>
+        <w:topLinePunct/>
+        <w:bidi w:val="0"/>
+        <w:spacing w:before="3" w:line="359" w:lineRule="auto"/>
+        <w:ind w:left="425" w:leftChars="0" w:right="393" w:hanging="425" w:firstLineChars="0"/>
+        <w:rPr>
+          <w:rFonts w:ascii="宋体" w:hAnsi="宋体" w:eastAsia="宋体" w:cs="宋体"/>
+          <w:sz w:val="24"/>
+          <w:szCs w:val="24"/>
+        </w:rPr>
+      </w:pPr>
+      <w:r>
+        <w:rPr>
+          <w:rFonts w:ascii="宋体" w:hAnsi="宋体" w:eastAsia="宋体" w:cs="宋体"/>
+          <w:spacing w:val="-3"/>
+          <w:sz w:val="24"/>
+          <w:szCs w:val="24"/>
+        </w:rPr>
+        <w:t>对各部门组织的培训项目，由部门负责考勤，培训结束后将培训</w:t>
+      </w:r>
+      <w:r>
+        <w:rPr>
+          <w:rFonts w:ascii="宋体" w:hAnsi="宋体" w:eastAsia="宋体" w:cs="宋体"/>
+          <w:spacing w:val="-4"/>
+          <w:sz w:val="24"/>
+          <w:szCs w:val="24"/>
+        </w:rPr>
+        <w:t>出勤情况向</w:t>
+      </w:r>
+      <w:r>
+        <w:rPr>
+          <w:rFonts w:hint="eastAsia" w:ascii="宋体" w:hAnsi="宋体" w:eastAsia="宋体" w:cs="宋体"/>
+          <w:spacing w:val="-3"/>
+          <w:sz w:val="24"/>
+          <w:szCs w:val="24"/>
+          <w:lang w:eastAsia="zh-CN"/>
+        </w:rPr>
+        <w:t>综合办公室</w:t>
+      </w:r>
+      <w:r>
+        <w:rPr>
+          <w:rFonts w:ascii="宋体" w:hAnsi="宋体" w:eastAsia="宋体" w:cs="宋体"/>
+          <w:spacing w:val="-3"/>
+          <w:sz w:val="24"/>
+          <w:szCs w:val="24"/>
+        </w:rPr>
+        <w:t>通报。</w:t>
+      </w:r>
+    </w:p>
+    <w:p>
+      <w:pPr>
+        <w:pStyle w:val="32"/>
+        <w:keepNext w:val="0"/>
+        <w:keepLines w:val="0"/>
+        <w:pageBreakBefore w:val="0"/>
+        <w:widowControl w:val="0"/>
+        <w:wordWrap/>
+        <w:overflowPunct/>
+        <w:bidi w:val="0"/>
+      </w:pPr>
+      <w:bookmarkStart w:id="43" w:name="_Toc6448"/>
+      <w:r>
+        <w:t>考核要求</w:t>
+      </w:r>
+      <w:bookmarkEnd w:id="43"/>
+    </w:p>
+    <w:p>
+      <w:pPr>
+        <w:keepNext w:val="0"/>
+        <w:keepLines w:val="0"/>
+        <w:pageBreakBefore w:val="0"/>
+        <w:widowControl w:val="0"/>
+        <w:numPr>
+          <w:ilvl w:val="0"/>
+          <w:numId w:val="20"/>
         </w:numPr>
         <w:kinsoku w:val="0"/>
         <w:wordWrap/>
@@ -9981,7 +9870,7 @@
         <w:widowControl w:val="0"/>
         <w:numPr>
           <w:ilvl w:val="0"/>
-          <w:numId w:val="19"/>
+          <w:numId w:val="20"/>
         </w:numPr>
         <w:kinsoku w:val="0"/>
         <w:wordWrap/>
@@ -10066,7 +9955,7 @@
         <w:widowControl w:val="0"/>
         <w:numPr>
           <w:ilvl w:val="0"/>
-          <w:numId w:val="19"/>
+          <w:numId w:val="20"/>
         </w:numPr>
         <w:kinsoku w:val="0"/>
         <w:wordWrap/>
@@ -10115,8 +10004,8 @@
         <w:overflowPunct/>
         <w:bidi w:val="0"/>
       </w:pPr>
-      <w:bookmarkStart w:id="44" w:name="_Toc5250"/>
-      <w:bookmarkStart w:id="45" w:name="_Toc8761"/>
+      <w:bookmarkStart w:id="44" w:name="_Toc8761"/>
+      <w:bookmarkStart w:id="45" w:name="_Toc5250"/>
       <w:r>
         <w:rPr>
           <w:rFonts w:hint="eastAsia"/>
@@ -10518,7 +10407,7 @@
         <w:widowControl w:val="0"/>
         <w:numPr>
           <w:ilvl w:val="0"/>
-          <w:numId w:val="20"/>
+          <w:numId w:val="21"/>
         </w:numPr>
         <w:kinsoku w:val="0"/>
         <w:wordWrap/>
@@ -12493,6 +12382,23 @@
     </w:lvl>
   </w:abstractNum>
   <w:abstractNum w:abstractNumId="14">
+    <w:nsid w:val="10A6BEB7"/>
+    <w:multiLevelType w:val="singleLevel"/>
+    <w:tmpl w:val="10A6BEB7"/>
+    <w:lvl w:ilvl="0" w:tentative="0">
+      <w:start w:val="1"/>
+      <w:numFmt w:val="decimal"/>
+      <w:lvlText w:val="%1."/>
+      <w:lvlJc w:val="left"/>
+      <w:pPr>
+        <w:ind w:left="425" w:hanging="425"/>
+      </w:pPr>
+      <w:rPr>
+        <w:rFonts w:hint="default"/>
+      </w:rPr>
+    </w:lvl>
+  </w:abstractNum>
+  <w:abstractNum w:abstractNumId="15">
     <w:nsid w:val="39CEFF65"/>
     <w:multiLevelType w:val="singleLevel"/>
     <w:tmpl w:val="39CEFF65"/>
@@ -12509,7 +12415,7 @@
       </w:rPr>
     </w:lvl>
   </w:abstractNum>
-  <w:abstractNum w:abstractNumId="15">
+  <w:abstractNum w:abstractNumId="16">
     <w:nsid w:val="476E8910"/>
     <w:multiLevelType w:val="singleLevel"/>
     <w:tmpl w:val="476E8910"/>
@@ -12526,7 +12432,7 @@
       </w:rPr>
     </w:lvl>
   </w:abstractNum>
-  <w:abstractNum w:abstractNumId="16">
+  <w:abstractNum w:abstractNumId="17">
     <w:nsid w:val="4FAD6B1F"/>
     <w:multiLevelType w:val="singleLevel"/>
     <w:tmpl w:val="4FAD6B1F"/>
@@ -12543,7 +12449,7 @@
       </w:rPr>
     </w:lvl>
   </w:abstractNum>
-  <w:abstractNum w:abstractNumId="17">
+  <w:abstractNum w:abstractNumId="18">
     <w:nsid w:val="56905F5E"/>
     <w:multiLevelType w:val="singleLevel"/>
     <w:tmpl w:val="56905F5E"/>
@@ -12560,7 +12466,7 @@
       </w:rPr>
     </w:lvl>
   </w:abstractNum>
-  <w:abstractNum w:abstractNumId="18">
+  <w:abstractNum w:abstractNumId="19">
     <w:nsid w:val="6375B2CA"/>
     <w:multiLevelType w:val="singleLevel"/>
     <w:tmpl w:val="6375B2CA"/>
@@ -12577,7 +12483,7 @@
       </w:rPr>
     </w:lvl>
   </w:abstractNum>
-  <w:abstractNum w:abstractNumId="19">
+  <w:abstractNum w:abstractNumId="20">
     <w:nsid w:val="7EE6C854"/>
     <w:multiLevelType w:val="singleLevel"/>
     <w:tmpl w:val="7EE6C854"/>
@@ -12601,7 +12507,7 @@
     <w:abstractNumId w:val="12"/>
   </w:num>
   <w:num w:numId="3">
-    <w:abstractNumId w:val="14"/>
+    <w:abstractNumId w:val="15"/>
   </w:num>
   <w:num w:numId="4">
     <w:abstractNumId w:val="2"/>
@@ -12610,7 +12516,7 @@
     <w:abstractNumId w:val="4"/>
   </w:num>
   <w:num w:numId="6">
-    <w:abstractNumId w:val="19"/>
+    <w:abstractNumId w:val="20"/>
   </w:num>
   <w:num w:numId="7">
     <w:abstractNumId w:val="11"/>
@@ -12619,39 +12525,42 @@
     <w:abstractNumId w:val="8"/>
   </w:num>
   <w:num w:numId="9">
-    <w:abstractNumId w:val="18"/>
+    <w:abstractNumId w:val="19"/>
   </w:num>
   <w:num w:numId="10">
     <w:abstractNumId w:val="13"/>
   </w:num>
   <w:num w:numId="11">
+    <w:abstractNumId w:val="17"/>
+  </w:num>
+  <w:num w:numId="12">
     <w:abstractNumId w:val="16"/>
   </w:num>
-  <w:num w:numId="12">
-    <w:abstractNumId w:val="15"/>
+  <w:num w:numId="13">
+    <w:abstractNumId w:val="14"/>
   </w:num>
-  <w:num w:numId="13">
+  <w:num w:numId="14">
     <w:abstractNumId w:val="7"/>
   </w:num>
-  <w:num w:numId="14">
+  <w:num w:numId="15">
     <w:abstractNumId w:val="1"/>
   </w:num>
-  <w:num w:numId="15">
+  <w:num w:numId="16">
     <w:abstractNumId w:val="3"/>
   </w:num>
-  <w:num w:numId="16">
+  <w:num w:numId="17">
     <w:abstractNumId w:val="6"/>
   </w:num>
-  <w:num w:numId="17">
+  <w:num w:numId="18">
     <w:abstractNumId w:val="5"/>
   </w:num>
-  <w:num w:numId="18">
-    <w:abstractNumId w:val="17"/>
+  <w:num w:numId="19">
+    <w:abstractNumId w:val="18"/>
   </w:num>
-  <w:num w:numId="19">
+  <w:num w:numId="20">
     <w:abstractNumId w:val="9"/>
   </w:num>
-  <w:num w:numId="20">
+  <w:num w:numId="21">
     <w:abstractNumId w:val="10"/>
   </w:num>
 </w:numbering>
